--- a/natija/003.docx
+++ b/natija/003.docx
@@ -8,7 +8,7 @@
         <w:spacing w:after="240"/>
       </w:pPr>
       <w:r>
-        <w:t xml:space="preserve">003. Zich oziqa muhitida o'sgan mikrob kulturasidan surtma preparat tayyorlash</w:t>
+        <w:t xml:space="preserve">003. Bakteriologik laboratoriyasida tekshirish materiali va tekshirish usullari</w:t>
       </w:r>
     </w:p>
     <w:p>
@@ -26,7 +26,7 @@
         <w:jc w:val="both"/>
       </w:pPr>
       <w:r>
-        <w:t xml:space="preserve">Surtma preparat (mazok) tayyorlash — mikroblarning morfologik xususiyatlarini, o'lchami, shakli, o'zaro joylashuvi va bo'yalish xossalarini o'rganishning birinchi va asosiy bosqichidir. Zich (qattiq) oziqa muhitida o'sgan koloniyadan tayyorlangan preparat, suyuq muhitdan olingan preparatdan farqli ravishda, mikroblarning toza va konsentrlangan massasini o'rganishga imkon beradi [1][2]. To'g'ri tayyorlangan surtma — ishonchli mikroskopik tashxisning poydevori.</w:t>
+        <w:t xml:space="preserve">Bakteriologik tekshiruvning natijasi ko'p jihatdan to'g'ri olingan tekshirish materialiga va tanlangan tekshirish usuliga bog'liq. Agar material noto'g'ri olingan, saqlangan yoki yetkazilgan bo'lsa, hatto eng zamonaviy usullar ham ishonchli natija bermaydi [1][2]. Shu bois tekshirish materiali bilan ishlash qoidalari va asosiy tekshirish usullarini bilish — har bir laboratoriya xodimi uchun zaruriy bilimdir. Bu bosqich "diagnostika zanjiri"ning eng birinchi va eng muhim bo'g'inlaridan biri hisoblanadi.</w:t>
       </w:r>
     </w:p>
     <w:p>
@@ -35,7 +35,7 @@
         <w:spacing w:after="120" w:before="200"/>
       </w:pPr>
       <w:r>
-        <w:t xml:space="preserve">Zarur jihoz va materiallar</w:t>
+        <w:t xml:space="preserve">Tekshirish materiali turlari</w:t>
       </w:r>
     </w:p>
     <w:p>
@@ -44,7 +44,7 @@
         <w:jc w:val="both"/>
       </w:pPr>
       <w:r>
-        <w:t xml:space="preserve">Surtma tayyorlash uchun quyidagilar zarur [1][2]:</w:t>
+        <w:t xml:space="preserve">Kasallikning turiga va joylashuviga qarab turli xil tekshirish materiallari olinadi [1][2]:</w:t>
       </w:r>
     </w:p>
     <w:p>
@@ -57,7 +57,7 @@
         <w:spacing w:after="60" w:line="276"/>
       </w:pPr>
       <w:r>
-        <w:t xml:space="preserve">yog'sizlantirilgan, toza buyum oynasi (predmet oynasi);</w:t>
+        <w:t xml:space="preserve">qon — sepsis, salmonellyoz va boshqa umumiy infeksiyalarda;</w:t>
       </w:r>
     </w:p>
     <w:p>
@@ -70,7 +70,7 @@
         <w:spacing w:after="60" w:line="276"/>
       </w:pPr>
       <w:r>
-        <w:t xml:space="preserve">bakteriologik qovuzloq (petlya) va uning ushlagichi;</w:t>
+        <w:t xml:space="preserve">siydik — siydik yo'llari infeksiyalarida;</w:t>
       </w:r>
     </w:p>
     <w:p>
@@ -83,7 +83,7 @@
         <w:spacing w:after="60" w:line="276"/>
       </w:pPr>
       <w:r>
-        <w:t xml:space="preserve">spirtli lampa yoki gaz gorelkasi (alanga manbai);</w:t>
+        <w:t xml:space="preserve">najas — ichak infeksiyalarida;</w:t>
       </w:r>
     </w:p>
     <w:p>
@@ -96,7 +96,7 @@
         <w:spacing w:after="60" w:line="276"/>
       </w:pPr>
       <w:r>
-        <w:t xml:space="preserve">steril fiziologik eritma yoki distillangan suv (bir tomchi);</w:t>
+        <w:t xml:space="preserve">balg'am — nafas yo'llari va sil kasalligida;</w:t>
       </w:r>
     </w:p>
     <w:p>
@@ -109,7 +109,51 @@
         <w:spacing w:after="60" w:line="276"/>
       </w:pPr>
       <w:r>
-        <w:t xml:space="preserve">tekshiriladigan koloniya o'sgan zich oziqa muhiti (Petri likobchasi).</w:t>
+        <w:t xml:space="preserve">likvor (orqa miya suyuqligi) — meningitda;</w:t>
+      </w:r>
+    </w:p>
+    <w:p>
+      <w:pPr>
+        <w:pStyle w:val="ListParagraph"/>
+        <w:numPr>
+          <w:ilvl w:val="0"/>
+          <w:numId w:val="2"/>
+        </w:numPr>
+        <w:spacing w:after="60" w:line="276"/>
+      </w:pPr>
+      <w:r>
+        <w:t xml:space="preserve">yiring, ekssudat, jarohat ajralmasi — yiringli jarayonlarda;</w:t>
+      </w:r>
+    </w:p>
+    <w:p>
+      <w:pPr>
+        <w:pStyle w:val="ListParagraph"/>
+        <w:numPr>
+          <w:ilvl w:val="0"/>
+          <w:numId w:val="2"/>
+        </w:numPr>
+        <w:spacing w:after="60" w:line="276"/>
+      </w:pPr>
+      <w:r>
+        <w:t xml:space="preserve">tomoq va burun surtmalari — yuqori nafas yo'llari infeksiyalarida.</w:t>
+      </w:r>
+    </w:p>
+    <w:p>
+      <w:pPr>
+        <w:spacing w:after="120" w:line="276"/>
+        <w:jc w:val="both"/>
+      </w:pPr>
+      <w:r>
+        <w:t xml:space="preserve">Har bir material turi o'ziga xos olish texnikasini va saqlash sharoitini talab qiladi [1][2]. Masalan, qon maxsus flakon (gemokultura shishasi)ga olinadi, likvor steril probirkaga yig'iladi va darhol yetkaziladi, najas esa toza idishga yoki transport muhitiga joylanadi. Anaerob mikroblar shubha qilingan hollarda material havo bilan kam kontaktda bo'ladigan maxsus sharoitda olinadi va tashiladi, chunki kislorod anaerob mikroblarni o'ldiradi. Bu xususiyatlarni bilish material sifatini saqlashning garovidir.</w:t>
+      </w:r>
+    </w:p>
+    <w:p>
+      <w:pPr>
+        <w:spacing w:after="120" w:line="276"/>
+        <w:jc w:val="both"/>
+      </w:pPr>
+      <w:r>
+        <w:t xml:space="preserve">Materialni olishdan oldin uning kasallik qo'zg'atuvchisi joylashishi ehtimoli yuqori bo'lgan joydan olinishini aniqlash muhim [1][2]. Masalan, ichak infeksiyalarida najas, nafas yo'llari kasalliklarida balg'am, umumiy qon infeksiyalarida esa qon olinadi. Material turi noto'g'ri tanlansa, qo'zg'atuvchi topilmaydi va natija yolg'on manfiy bo'ladi. Shu bois material turini tanlashda klinik tashxis va kasallikning patogenezini hisobga olish zarur.</w:t>
       </w:r>
     </w:p>
     <w:p>
@@ -118,7 +162,7 @@
         <w:spacing w:after="120" w:before="200"/>
       </w:pPr>
       <w:r>
-        <w:t xml:space="preserve">Surtma tayyorlash bosqichlari</w:t>
+        <w:t xml:space="preserve">Material olish qoidalari</w:t>
       </w:r>
     </w:p>
     <w:p>
@@ -127,7 +171,34 @@
         <w:jc w:val="both"/>
       </w:pPr>
       <w:r>
-        <w:t xml:space="preserve">Zich muhitda o'sgan kulturadan surtma tayyorlash quyidagi izchillikda bajariladi [1][2]:</w:t>
+        <w:t xml:space="preserve">Tekshirish materialini olishda bir qancha umumiy qoidalarga rioya qilinadi [1][2]. Material, iloji boricha, antibiotik qo'llanilishidan oldin olinadi, chunki antibiotik mikroblarning o'sishini bostirib, yolg'on manfiy natijaga olib keladi. Material kasallik o'chog'idan, aseptika qoidalariga rioya qilgan holda, steril idishga olinadi; bu begona mikroblarning kirib qolishining oldini oladi. Material yetarli miqdorda va kasallikning o'tkir davrida, mikroblar eng ko'p bo'lgan paytda olinishi afzal.</w:t>
+      </w:r>
+    </w:p>
+    <w:p>
+      <w:pPr>
+        <w:spacing w:after="120" w:line="276"/>
+        <w:jc w:val="both"/>
+      </w:pPr>
+      <w:r>
+        <w:t xml:space="preserve">Olingan material imkon qadar tez laboratoriyaga yetkaziladi, chunki kechikish mikroblarning nobud bo'lishiga yoki begona mikroblarning ko'payishiga olib keladi [1][2]. Agar darhol yetkazish mumkin bo'lmasa, material tegishli sharoitda (ko'pincha sovutgichda yoki maxsus transport muhitida) saqlanadi. Har bir namunaga yo'llanma xati (napravleniye) ilova qilinadi; unda bemor ma'lumotlari, material turi, olingan vaqt va taxminiy tashxis ko'rsatiladi.</w:t>
+      </w:r>
+    </w:p>
+    <w:p>
+      <w:pPr>
+        <w:pStyle w:val="Heading2"/>
+        <w:spacing w:after="120" w:before="200"/>
+      </w:pPr>
+      <w:r>
+        <w:t xml:space="preserve">Asosiy tekshirish usullari</w:t>
+      </w:r>
+    </w:p>
+    <w:p>
+      <w:pPr>
+        <w:spacing w:after="120" w:line="276"/>
+        <w:jc w:val="both"/>
+      </w:pPr>
+      <w:r>
+        <w:t xml:space="preserve">Bakteriologik laboratoriyada bir necha asosiy tekshirish usullari qo'llaniladi [1][2]:</w:t>
       </w:r>
     </w:p>
     <w:p>
@@ -140,7 +211,7 @@
         <w:spacing w:after="60" w:line="276"/>
       </w:pPr>
       <w:r>
-        <w:t xml:space="preserve">Toza buyum oynasining o'rtasiga bakteriologik qovuzloq yordamida bir tomchi steril fiziologik eritma yoki distillangan suv tomiziladi;</w:t>
+        <w:t xml:space="preserve">mikroskopik usul — materialdan surtma tayyorlab, bo'yab, mikroskopda ko'rish; tez va dastlabki ma'lumot beradi;</w:t>
       </w:r>
     </w:p>
     <w:p>
@@ -153,7 +224,7 @@
         <w:spacing w:after="60" w:line="276"/>
       </w:pPr>
       <w:r>
-        <w:t xml:space="preserve">Qovuzloq alangada qizdirib sterilizatsiya qilinadi va sovitiladi (muhitga tekkizmay, havoda yoki muhitning chetida);</w:t>
+        <w:t xml:space="preserve">bakteriologik (kultural) usul — materialni oziqa muhitiga ekib, sof kultura ajratish va uni identifikatsiya qilish; eng aniq usul;</w:t>
       </w:r>
     </w:p>
     <w:p>
@@ -166,7 +237,7 @@
         <w:spacing w:after="60" w:line="276"/>
       </w:pPr>
       <w:r>
-        <w:t xml:space="preserve">Sovigan qovuzloq bilan koloniyadan juda oz miqdorda (ko'zga ilinar-ilinmas) mikrob massasi olinadi;</w:t>
+        <w:t xml:space="preserve">biologik usul — materialni laboratoriya hayvoniga yuborib, kasallik rivojlanishini kuzatish;</w:t>
       </w:r>
     </w:p>
     <w:p>
@@ -179,7 +250,7 @@
         <w:spacing w:after="60" w:line="276"/>
       </w:pPr>
       <w:r>
-        <w:t xml:space="preserve">Olingan material oynadagi suv tomchisida aralashtirilib, taxminan 1–2 sm kattalikdagi yupqa va bir tekis dog' (surtma) hosil qilinadi;</w:t>
+        <w:t xml:space="preserve">serologik usul — bemor qon zardobidagi antitelolarni yoki materialdagi antigenlarni aniqlash;</w:t>
       </w:r>
     </w:p>
     <w:p>
@@ -192,7 +263,7 @@
         <w:spacing w:after="60" w:line="276"/>
       </w:pPr>
       <w:r>
-        <w:t xml:space="preserve">Qovuzloq yana alangada kuydirib zararsizlantiriladi.</w:t>
+        <w:t xml:space="preserve">molekulyar usul — mikrob nuklein kislotalarini (DNK, RNK) aniqlash, masalan PZR (polimeraza zanjir reaksiyasi).</w:t>
       </w:r>
     </w:p>
     <w:p>
@@ -201,7 +272,7 @@
         <w:jc w:val="both"/>
       </w:pPr>
       <w:r>
-        <w:t xml:space="preserve">Surtma juda qalin bo'lmasligi kerak: qalin surtmada mikroblar bir-birining ustiga tushib, morfologiyani aniq ko'rishga xalaqit beradi. Aksincha, juda siyraq surtmada hujayralarni topish qiyinlashadi. Optimal surtma — yupqa, bir tekis va shaffofroq pardadek bo'lishi lozim [2].</w:t>
+        <w:t xml:space="preserve">Bakteriologik (kultural) usul tashxisning "oltin standarti" hisoblanadi, chunki u mikrobni tirik holda ajratib, uni aniq identifikatsiya qilish va antibiotiklarga sezuvchanligini aniqlash imkonini beradi [1][2]. Bu usul bir necha bosqichdan iborat: materialni ekish, koloniyalarni ajratish, sof kultura olish, identifikatsiya va antibiotikogramma. Usulning kamchiligi — vaqt talab qilishi (ko'pincha 2–4 kun yoki ko'proq), biroq olinadigan ma'lumot to'liqligi bilan bu oqlanadi.</w:t>
       </w:r>
     </w:p>
     <w:p>
@@ -210,7 +281,7 @@
         <w:spacing w:after="120" w:before="200"/>
       </w:pPr>
       <w:r>
-        <w:t xml:space="preserve">Surtma morfologiyasining diagnostik ahamiyati</w:t>
+        <w:t xml:space="preserve">Usullarning o'ziga xosligi</w:t>
       </w:r>
     </w:p>
     <w:p>
@@ -219,7 +290,7 @@
         <w:jc w:val="both"/>
       </w:pPr>
       <w:r>
-        <w:t xml:space="preserve">Zich muhitdan tayyorlangan surtma mikroblarning morfologik belgilarini — hujayra shakli (kokk, tayoqcha, egri tayoqcha, spiral), o'lchami, uchlarining ko'rinishi va o'zaro joylashuvini aniqlashga imkon beradi. Bu belgilar mikrobni dastlabki guruhlashda muhim: masalan, to'da bo'lib joylashgan kokklar stafilokokklarga, zanjir hosil qilgan kokklar streptokokklarga, juft joylashgan kokklar esa diplokokklarga xos [1][2]. Shuningdek, surtmada spora, kapsula yoki boshqa tuzilmalarning borligini (maxsus bo'yash bilan) aniqlash mumkin.</w:t>
+        <w:t xml:space="preserve">Mikroskopik usul tez bo'lsa-da, u ko'pincha faqat dastlabki yo'naltiruvchi ma'lumot beradi va mikrobni aniq identifikatsiya qila olmaydi [1][2]. Bakteriologik usul esa aniq, lekin ko'proq vaqt (bir necha kun) talab qiladi, chunki mikrobni o'stirish va identifikatsiya qilish bosqichma-bosqich amalga oshiriladi. Serologik usul bevosita mikrobni emas, balki organizmning unga javobini (antitelolarni) aniqlaydi, shu bois u ko'pincha retrospektiv tashxis beradi. Molekulyar usullar juda sezgir va tez bo'lib, zamonaviy tashxisda tobora kengroq qo'llanilmoqda.</w:t>
       </w:r>
     </w:p>
     <w:p>
@@ -228,7 +299,7 @@
         <w:jc w:val="both"/>
       </w:pPr>
       <w:r>
-        <w:t xml:space="preserve">Shuni esda tutish kerakki, zich muhitda material olishda koloniyadan mikroblar mexanik ravishda ajratib olinadi, bu ularning tabiiy o'zaro joylashuvini qisman buzishi mumkin. Shu sababli joylashuv belgilarini talqin qilishda ehtiyotkorlik zarur va zarur hollarda suyuq muhitdan tayyorlangan preparat bilan solishtiriladi [2]. Morfologik ma'lumotlar hech qachon yakka o'zi yakuniy tashxis qo'yishga asos bo'lmaydi; ular kultural va biokimyoviy tekshiruvlar bilan birgalikda baholanadi.</w:t>
+        <w:t xml:space="preserve">Amaliyotda ko'pincha bir necha usul birgalikda qo'llaniladi: masalan, mikroskopik usul dastlabki ma'lumot beradi, bakteriologik usul tashxisni tasdiqlaydi va antibiotiklarga sezuvchanlikni aniqlaydi, serologik usul esa to'ldiruvchi ma'lumot beradi [2]. Usullarni to'g'ri tanlash kasallik turiga, bosqichiga va mavjud imkoniyatlarga bog'liq. Shu tariqa turli usullar bir-birini to'ldirib, tashxisning to'liqligi va ishonchliligini ta'minlaydi. Zamonaviy laboratoriyalarda an'anaviy va molekulyar usullarning uyg'unlashuvi tashxis tezligi va aniqligini sezilarli oshirmoqda.</w:t>
       </w:r>
     </w:p>
     <w:p>
@@ -237,7 +308,7 @@
         <w:spacing w:after="120" w:before="200"/>
       </w:pPr>
       <w:r>
-        <w:t xml:space="preserve">Muhim texnik qoidalar</w:t>
+        <w:t xml:space="preserve">Material bilan ishlashda xavfsizlik</w:t>
       </w:r>
     </w:p>
     <w:p>
@@ -246,7 +317,7 @@
         <w:jc w:val="both"/>
       </w:pPr>
       <w:r>
-        <w:t xml:space="preserve">Zich muhitdan olingan mikrob massasi konsentrlangan bo'lgani uchun, uni albatta suyuqlik tomchisida suspenziya qilish (eritib aralashtirish) shart; aks holda surtma juda qalin chiqadi [1][2]. Material olishda qovuzloqning sovigan bo'lishiga e'tibor beriladi — qizigan qovuzloq mikroblarni o'ldirib, aerozol hosil qiladi. Barcha manipulyatsiyalar alanga yaqinida, aseptika qoidalariga rioya qilgan holda bajariladi, bu ham surtmaning begona mikroblar bilan ifloslanishining, ham xodim xavfsizligining oldini oladi. Tayyorlangan surtmalar belgilab (markirovka qilib) qo'yiladi, toki bir necha preparat bilan ishlaganda ular adashtirilmasin.</w:t>
+        <w:t xml:space="preserve">Har qanday tekshirish materiali potensial yuqumli deb hisoblanadi, shu bois u bilan ishlaganda biologik xavfsizlik qoidalariga rioya qilinadi [1][2]. Material steril, germetik yopiladigan idishga olinadi; idishning tashqi yuzasi ifloslanmasligiga e'tibor beriladi. Yetkazishda material to'kilib ketmaydigan, mustahkam qadoqda tashiladi. Laboratoriyada material qabul qilinganda uning yo'llanma xatiga muvofiqligi, idish butunligi va yorliqning to'g'riligi tekshiriladi.</w:t>
       </w:r>
     </w:p>
     <w:p>
@@ -255,7 +326,7 @@
         <w:jc w:val="both"/>
       </w:pPr>
       <w:r>
-        <w:t xml:space="preserve">Surtmadan keyin preparat quritiladi va fiksatsiya (mustahkamlash) qilinadi, so'ngra tanlangan usulda bo'yaladi. Preparatning sifati bevosita tayyorlash bosqichidagi aniqlikka bog'liq bo'lib, noto'g'ri tayyorlangan surtma keyingi barcha bosqichlar natijasini buzadi [2]. Surtma tayyorlashda qo'llaniladigan suyuqlik — steril fiziologik eritma yoki distillangan suv — toza bo'lishi kerak, chunki ifloslangan suyuqlik begona mikroblarni kiritib, tahlilni noto'g'ri yo'naltiradi.</w:t>
+        <w:t xml:space="preserve">Material qabul qilish, ro'yxatga olish va tekshiruvga yo'naltirish aniq hujjatlashtiriladi [2]. Har bir namunaga noyob raqam beriladi, bu uni bemor bilan to'g'ri bog'lash va natijani adashtirmaslikni ta'minlaydi. Bu kuzatuvchanlik (proslezhivayemost) tizimi sifat nazoratining muhim qismidir va xatolarning oldini oladi.</w:t>
       </w:r>
     </w:p>
     <w:p>
@@ -264,7 +335,7 @@
         <w:spacing w:after="120" w:before="200"/>
       </w:pPr>
       <w:r>
-        <w:t xml:space="preserve">Qo'llanilishi va ahamiyati</w:t>
+        <w:t xml:space="preserve">Xulosa</w:t>
       </w:r>
     </w:p>
     <w:p>
@@ -273,135 +344,7 @@
         <w:jc w:val="both"/>
       </w:pPr>
       <w:r>
-        <w:t xml:space="preserve">Zich muhitdan tayyorlangan surtma mikroblarning sof kulturasini o'rganishda, koloniya morfologiyasini mikroskopik ma'lumotlar bilan bog'lashda va identifikatsiyaning dastlabki bosqichida keng qo'llaniladi [1][2]. Bu usul oddiy, tez va arzon bo'lgani uchun har qanday bakteriologik laboratoriyaning kundalik amaliyotida asosiy o'rin tutadi. Olingan natija keyingi bo'yash usullari (Gram, Sil-Nilsen va boshqalar) hamda biokimyoviy identifikatsiya uchun yo'naltiruvchi ma'lumot beradi.</w:t>
-      </w:r>
-    </w:p>
-    <w:p>
-      <w:pPr>
-        <w:spacing w:after="120" w:line="276"/>
-        <w:jc w:val="both"/>
-      </w:pPr>
-      <w:r>
-        <w:t xml:space="preserve">Surtma tayyorlashda koloniyani to'g'ri tanlash muhim: tekshiruv maqsadiga mos, bir xil (izolyatsiyalangan) koloniyadan material olinadi. Agar aralash o'sish bo'lsa, turli morfologiyadagi koloniyalardan alohida surtmalar tayyorlanadi [1][2]. Juda eski kulturadan tayyorlangan surtmada hujayralar deformatsiyaga uchragan, parchalangan yoki atipik ko'rinishda bo'lishi mumkin, shu sababli iloji boricha yosh (18–24 soatlik) kulturadan foydalanish tavsiya etiladi. Bu, ayniqsa, Gram bo'yash natijasining to'g'riligi uchun ahamiyatlidir.</w:t>
-      </w:r>
-    </w:p>
-    <w:p>
-      <w:pPr>
-        <w:spacing w:after="120" w:line="276"/>
-        <w:jc w:val="both"/>
-      </w:pPr>
-      <w:r>
-        <w:t xml:space="preserve">Agar koloniya suv tomchisida yaxshi suspenziyalanmasa yoki material ko'p olinsa, surtma donador va notekis chiqadi. Material miqdorini nazorat qilish — mahorat talab qiladigan jihat: tajribali laborant qovuzloqqa ilinadigan juda oz miqdordagi massani ham sezadi va surtmani optimal qalinlikda tayyorlaydi [2]. Tayyor surtmaning chegaralari aniq belgilanadi, bu uni quritish va bo'yashda qulaylik yaratadi hamda mikroskopiyada kerakli maydonni tez topishga yordam beradi.</w:t>
-      </w:r>
-    </w:p>
-    <w:p>
-      <w:pPr>
-        <w:pStyle w:val="Heading2"/>
-        <w:spacing w:after="120" w:before="200"/>
-      </w:pPr>
-      <w:r>
-        <w:t xml:space="preserve">Ko'p uchraydigan xatolar</w:t>
-      </w:r>
-    </w:p>
-    <w:p>
-      <w:pPr>
-        <w:spacing w:after="120" w:line="276"/>
-        <w:jc w:val="both"/>
-      </w:pPr>
-      <w:r>
-        <w:t xml:space="preserve">Amaliyotda surtma tayyorlashda bir qancha tipik xatolar uchraydi [2]:</w:t>
-      </w:r>
-    </w:p>
-    <w:p>
-      <w:pPr>
-        <w:pStyle w:val="ListParagraph"/>
-        <w:numPr>
-          <w:ilvl w:val="0"/>
-          <w:numId w:val="2"/>
-        </w:numPr>
-        <w:spacing w:after="60" w:line="276"/>
-      </w:pPr>
-      <w:r>
-        <w:t xml:space="preserve">juda ko'p material olish — surtma qalin bo'lib, hujayralar bir-biriga qalashadi va morfologiyani ko'rib bo'lmaydi;</w:t>
-      </w:r>
-    </w:p>
-    <w:p>
-      <w:pPr>
-        <w:pStyle w:val="ListParagraph"/>
-        <w:numPr>
-          <w:ilvl w:val="0"/>
-          <w:numId w:val="2"/>
-        </w:numPr>
-        <w:spacing w:after="60" w:line="276"/>
-      </w:pPr>
-      <w:r>
-        <w:t xml:space="preserve">suyuqlik tomchisini qo'shmaslik — konsentrlangan massa qurimaydi va notekis taqsimlanadi;</w:t>
-      </w:r>
-    </w:p>
-    <w:p>
-      <w:pPr>
-        <w:pStyle w:val="ListParagraph"/>
-        <w:numPr>
-          <w:ilvl w:val="0"/>
-          <w:numId w:val="2"/>
-        </w:numPr>
-        <w:spacing w:after="60" w:line="276"/>
-      </w:pPr>
-      <w:r>
-        <w:t xml:space="preserve">qizigan qovuzloq bilan material olish — mikroblar o'ladi va aerozol hosil bo'ladi;</w:t>
-      </w:r>
-    </w:p>
-    <w:p>
-      <w:pPr>
-        <w:pStyle w:val="ListParagraph"/>
-        <w:numPr>
-          <w:ilvl w:val="0"/>
-          <w:numId w:val="2"/>
-        </w:numPr>
-        <w:spacing w:after="60" w:line="276"/>
-      </w:pPr>
-      <w:r>
-        <w:t xml:space="preserve">surtmani juda keng yoyish — material tarqalib, hujayralar siyrak bo'lib qoladi;</w:t>
-      </w:r>
-    </w:p>
-    <w:p>
-      <w:pPr>
-        <w:pStyle w:val="ListParagraph"/>
-        <w:numPr>
-          <w:ilvl w:val="0"/>
-          <w:numId w:val="2"/>
-        </w:numPr>
-        <w:spacing w:after="60" w:line="276"/>
-      </w:pPr>
-      <w:r>
-        <w:t xml:space="preserve">preparatni belgilamaslik — bir necha preparat adashtiriladi.</w:t>
-      </w:r>
-    </w:p>
-    <w:p>
-      <w:pPr>
-        <w:spacing w:after="120" w:line="276"/>
-        <w:jc w:val="both"/>
-      </w:pPr>
-      <w:r>
-        <w:t xml:space="preserve">Bu xatolarning oldini olish uchun laborant qovuzloqni to'g'ri sterilizatsiya qilishi, uni sovitib material olishi, material miqdorini nazorat qilishi va surtmani yupqa, bir tekis yoyishi lozim. Tajriba ortgani sari bu amallar avtomatik va aniq bajariladigan bo'lib boradi [2].</w:t>
-      </w:r>
-    </w:p>
-    <w:p>
-      <w:pPr>
-        <w:pStyle w:val="Heading2"/>
-        <w:spacing w:after="120" w:before="200"/>
-      </w:pPr>
-      <w:r>
-        <w:t xml:space="preserve">Xulosa</w:t>
-      </w:r>
-    </w:p>
-    <w:p>
-      <w:pPr>
-        <w:spacing w:after="120" w:line="276"/>
-        <w:jc w:val="both"/>
-      </w:pPr>
-      <w:r>
-        <w:t xml:space="preserve">Zich oziqa muhitida o'sgan mikrob kulturasidan surtma tayyorlash — oddiy, ammo aniqlik talab qiladigan muhim laboratoriya ko'nikmasidir. Suyuqlik tomchisida material suspenziya qilish, yupqa va bir tekis surtma hosil qilish, aseptika va xavfsizlik qoidalariga rioya qilish ushbu jarayonning asosiy shartlari hisoblanadi. To'g'ri tayyorlangan surtma esa keyingi fiksatsiya, bo'yash va mikroskopik tahlilning ishonchliligini ta'minlaydi. Shu bois bu ko'nikma har bir baklaborant egallashi shart bo'lgan asosiy amaliy malakalardan biri hisoblanadi.</w:t>
+        <w:t xml:space="preserve">Tekshirish materiali va tekshirish usullari — bakteriologik tashxisning asosini tashkil etadi. Materialni to'g'ri olish, saqlash va yetkazish, hamda kasallik turiga mos usulni tanlash natijaning ishonchliligini belgilaydi. Mikroskopik, bakteriologik, biologik, serologik va molekulyar usullar birgalikda to'liq va aniq tashxis qo'yishga imkon beradi. Shu bois material bilan ishlash qoidalariga qat'iy rioya qilish har bir baklaborant uchun zaruriy kasbiy malakadir. Yodda tutish kerakki, tashxis sifatining ko'p qismi laboratoriyagacha bo'lgan bosqichda — material olish va yetkazishda hal bo'ladi, shu sababli bu jarayonga alohida e'tibor qaratiladi.</w:t>
       </w:r>
     </w:p>
     <w:p>
@@ -418,7 +361,7 @@
         <w:spacing w:after="80" w:line="260"/>
       </w:pPr>
       <w:r>
-        <w:t xml:space="preserve">1. Leber AL, editor. Clinical Microbiology Procedures Handbook. 4th ed. Washington, DC: ASM Press; 2016. DOI: 10.1128/9781683670438.CMPH</w:t>
+        <w:t xml:space="preserve">1. Tille PM. Bailey &amp; Scott's Diagnostic Microbiology. 15th ed. St. Louis: Elsevier; 2022. ISBN 978-0-323-68105-6.</w:t>
       </w:r>
     </w:p>
     <w:p>
@@ -426,7 +369,7 @@
         <w:spacing w:after="80" w:line="260"/>
       </w:pPr>
       <w:r>
-        <w:t xml:space="preserve">2. Tille PM. Bailey &amp; Scott's Diagnostic Microbiology. 15th ed. St. Louis: Elsevier; 2022. ISBN 978-0-323-68105-6.</w:t>
+        <w:t xml:space="preserve">2. Leber AL, editor. Clinical Microbiology Procedures Handbook. 4th ed. Washington, DC: ASM Press; 2016. DOI: 10.1128/9781683670438.CMPH</w:t>
       </w:r>
     </w:p>
     <w:p>
@@ -434,7 +377,7 @@
         <w:spacing w:after="80" w:line="260"/>
       </w:pPr>
       <w:r>
-        <w:t xml:space="preserve">3. World Health Organization. Laboratory biosafety manual. 4th ed. Geneva: WHO; 2020. URL: https://apps.who.int/iris/handle/10665/337956</w:t>
+        <w:t xml:space="preserve">3. Murray PR, Rosenthal KS, Pfaller MA. Medical Microbiology. 9th ed. Philadelphia: Elsevier; 2021. ISBN 978-0-323-67322-8.</w:t>
       </w:r>
     </w:p>
     <w:sectPr>
